--- a/Client/Templates/Шаблон КП.docx
+++ b/Client/Templates/Шаблон КП.docx
@@ -2,8 +2,8 @@
 <file path=word/document.xml><?xml version="1.0" encoding="utf-8"?>
 <w:document xmlns:wpc="http://schemas.microsoft.com/office/word/2010/wordprocessingCanvas" xmlns:cx="http://schemas.microsoft.com/office/drawing/2014/chartex" xmlns:cx1="http://schemas.microsoft.com/office/drawing/2015/9/8/chartex" xmlns:cx2="http://schemas.microsoft.com/office/drawing/2015/10/21/chartex" xmlns:cx3="http://schemas.microsoft.com/office/drawing/2016/5/9/chartex" xmlns:cx4="http://schemas.microsoft.com/office/drawing/2016/5/10/chartex" xmlns:cx5="http://schemas.microsoft.com/office/drawing/2016/5/11/chartex" xmlns:cx6="http://schemas.microsoft.com/office/drawing/2016/5/12/chartex" xmlns:cx7="http://schemas.microsoft.com/office/drawing/2016/5/13/chartex" xmlns:cx8="http://schemas.microsoft.com/office/drawing/2016/5/14/chartex" xmlns:mc="http://schemas.openxmlformats.org/markup-compatibility/2006" xmlns:aink="http://schemas.microsoft.com/office/drawing/2016/ink" xmlns:am3d="http://schemas.microsoft.com/office/drawing/2017/model3d" xmlns:o="urn:schemas-microsoft-com:office:office" xmlns:oel="http://schemas.microsoft.com/office/2019/extlst" xmlns:r="http://schemas.openxmlformats.org/officeDocument/2006/relationships" xmlns:m="http://schemas.openxmlformats.org/officeDocument/2006/math" xmlns:v="urn:schemas-microsoft-com:vml" xmlns:wp14="http://schemas.microsoft.com/office/word/2010/wordprocessingDrawing" xmlns:wp="http://schemas.openxmlformats.org/drawingml/2006/wordprocessingDrawing" xmlns:w10="urn:schemas-microsoft-com:office:word" xmlns:w="http://schemas.openxmlformats.org/wordprocessingml/2006/main" xmlns:w14="http://schemas.microsoft.com/office/word/2010/wordml" xmlns:w15="http://schemas.microsoft.com/office/word/2012/wordml" xmlns:w16cex="http://schemas.microsoft.com/office/word/2018/wordml/cex" xmlns:w16cid="http://schemas.microsoft.com/office/word/2016/wordml/cid" xmlns:w16="http://schemas.microsoft.com/office/word/2018/wordml" xmlns:w16du="http://schemas.microsoft.com/office/word/2023/wordml/word16du" xmlns:w16sdtdh="http://schemas.microsoft.com/office/word/2020/wordml/sdtdatahash" xmlns:w16sdtfl="http://schemas.microsoft.com/office/word/2024/wordml/sdtformatlock" xmlns:w16se="http://schemas.microsoft.com/office/word/2015/wordml/symex" xmlns:wpg="http://schemas.microsoft.com/office/word/2010/wordprocessingGroup" xmlns:wpi="http://schemas.microsoft.com/office/word/2010/wordprocessingInk" xmlns:wne="http://schemas.microsoft.com/office/word/2006/wordml" xmlns:wps="http://schemas.microsoft.com/office/word/2010/wordprocessingShape" mc:Ignorable="w14 w15 w16se w16cid w16 w16cex w16sdtdh w16sdtfl w16du wp14">
   <w:body>
+    <w:bookmarkStart w:id="0" w:name="_Hlk220448808"/>
     <w:p>
-      <w:bookmarkStart w:id="0" w:name="_Hlk220448808"/>
       <w:r>
         <w:rPr>
           <w:noProof/>
@@ -949,7 +949,7 @@
           <w:noProof/>
         </w:rPr>
         <w:drawing>
-          <wp:inline distT="0" distB="0" distL="0" distR="0" wp14:anchorId="5F4A3E9F" wp14:editId="3F384C71">
+          <wp:inline distT="0" distB="0" distL="0" distR="0" wp14:anchorId="5F4A3E9F" wp14:editId="7B9F9647">
             <wp:extent cx="1561465" cy="1040765"/>
             <wp:effectExtent l="0" t="0" r="0" b="0"/>
             <wp:docPr id="1" name="Рисунок 1"/>
@@ -1039,89 +1039,229 @@
       <w:pPr>
         <w:rPr>
           <w:rFonts w:cs="Calibri"/>
-        </w:rPr>
-      </w:pPr>
-      <w:r>
+          <w:lang w:val="en-US"/>
+        </w:rPr>
+      </w:pPr>
+    </w:p>
+    <w:tbl>
+      <w:tblPr>
+        <w:tblStyle w:val="a9"/>
+        <w:tblW w:w="0" w:type="auto"/>
+        <w:tblLook w:val="04A0" w:firstRow="1" w:lastRow="0" w:firstColumn="1" w:lastColumn="0" w:noHBand="0" w:noVBand="1"/>
+      </w:tblPr>
+      <w:tblGrid>
+        <w:gridCol w:w="1937"/>
+        <w:gridCol w:w="2224"/>
+        <w:gridCol w:w="2247"/>
+        <w:gridCol w:w="1725"/>
+        <w:gridCol w:w="2323"/>
+      </w:tblGrid>
+      <w:tr>
+        <w:tc>
+          <w:tcPr>
+            <w:tcW w:w="2091" w:type="dxa"/>
+          </w:tcPr>
+          <w:p>
+            <w:pPr>
+              <w:rPr>
+                <w:rFonts w:cs="Calibri"/>
+                <w:lang w:val="en-US"/>
+              </w:rPr>
+            </w:pPr>
+          </w:p>
+        </w:tc>
+        <w:tc>
+          <w:tcPr>
+            <w:tcW w:w="2091" w:type="dxa"/>
+          </w:tcPr>
+          <w:p>
+            <w:pPr>
+              <w:rPr>
+                <w:rFonts w:cs="Calibri"/>
+                <w:lang w:val="en-US"/>
+              </w:rPr>
+            </w:pPr>
+          </w:p>
+        </w:tc>
+        <w:tc>
+          <w:tcPr>
+            <w:tcW w:w="2091" w:type="dxa"/>
+          </w:tcPr>
+          <w:p>
+            <w:pPr>
+              <w:rPr>
+                <w:rFonts w:cs="Calibri"/>
+                <w:lang w:val="en-US"/>
+              </w:rPr>
+            </w:pPr>
+          </w:p>
+        </w:tc>
+        <w:tc>
+          <w:tcPr>
+            <w:tcW w:w="2091" w:type="dxa"/>
+          </w:tcPr>
+          <w:p>
+            <w:pPr>
+              <w:rPr>
+                <w:rFonts w:cs="Calibri"/>
+                <w:lang w:val="en-US"/>
+              </w:rPr>
+            </w:pPr>
+          </w:p>
+        </w:tc>
+        <w:tc>
+          <w:tcPr>
+            <w:tcW w:w="2092" w:type="dxa"/>
+          </w:tcPr>
+          <w:p>
+            <w:pPr>
+              <w:rPr>
+                <w:rFonts w:cs="Calibri"/>
+                <w:lang w:val="en-US"/>
+              </w:rPr>
+            </w:pPr>
+          </w:p>
+        </w:tc>
+      </w:tr>
+      <w:tr>
+        <w:tc>
+          <w:tcPr>
+            <w:tcW w:w="2091" w:type="dxa"/>
+          </w:tcPr>
+          <w:p>
+            <w:pPr>
+              <w:rPr>
+                <w:rFonts w:cs="Calibri"/>
+                <w:lang w:val="en-US"/>
+              </w:rPr>
+            </w:pPr>
+            <w:r>
+              <w:rPr>
+                <w:rFonts w:cs="Calibri"/>
+              </w:rPr>
+              <w:t>Контактное лицо</w:t>
+            </w:r>
+          </w:p>
+        </w:tc>
+        <w:tc>
+          <w:tcPr>
+            <w:tcW w:w="2091" w:type="dxa"/>
+          </w:tcPr>
+          <w:p>
+            <w:pPr>
+              <w:rPr>
+                <w:rFonts w:cs="Calibri"/>
+                <w:lang w:val="en-US"/>
+              </w:rPr>
+            </w:pPr>
+            <w:r>
+              <w:rPr>
+                <w:rFonts w:cs="Calibri"/>
+                <w:lang w:val="en-US"/>
+              </w:rPr>
+              <w:t>{{CONTACT_NAME}}</w:t>
+            </w:r>
+          </w:p>
+        </w:tc>
+        <w:tc>
+          <w:tcPr>
+            <w:tcW w:w="2091" w:type="dxa"/>
+          </w:tcPr>
+          <w:p>
+            <w:pPr>
+              <w:rPr>
+                <w:rFonts w:cs="Calibri"/>
+                <w:lang w:val="en-US"/>
+              </w:rPr>
+            </w:pPr>
+            <w:r>
+              <w:rPr>
+                <w:rFonts w:cs="Calibri"/>
+                <w:lang w:val="en-US"/>
+              </w:rPr>
+              <w:t>{{CONTACT_EMAIL}}</w:t>
+            </w:r>
+          </w:p>
+        </w:tc>
+        <w:tc>
+          <w:tcPr>
+            <w:tcW w:w="2091" w:type="dxa"/>
+          </w:tcPr>
+          <w:p>
+            <w:pPr>
+              <w:rPr>
+                <w:rFonts w:cs="Calibri"/>
+                <w:lang w:val="en-US"/>
+              </w:rPr>
+            </w:pPr>
+          </w:p>
+        </w:tc>
+        <w:tc>
+          <w:tcPr>
+            <w:tcW w:w="2092" w:type="dxa"/>
+          </w:tcPr>
+          <w:p>
+            <w:pPr>
+              <w:rPr>
+                <w:rFonts w:cs="Calibri"/>
+                <w:lang w:val="en-US"/>
+              </w:rPr>
+            </w:pPr>
+            <w:r>
+              <w:rPr>
+                <w:rFonts w:cs="Calibri"/>
+                <w:lang w:val="en-US"/>
+              </w:rPr>
+              <w:t>{{CONTACT_PHONE}}</w:t>
+            </w:r>
+          </w:p>
+        </w:tc>
+      </w:tr>
+    </w:tbl>
+    <w:p>
+      <w:pPr>
         <w:rPr>
           <w:rFonts w:cs="Calibri"/>
-        </w:rPr>
-        <w:t xml:space="preserve">  Контактное лицо:          </w:t>
-      </w:r>
-      <w:r>
-        <w:rPr>
-          <w:rFonts w:cs="Calibri"/>
-        </w:rPr>
-        <w:t>{{CONTACT_NAME}}</w:t>
-      </w:r>
-      <w:r>
-        <w:rPr>
-          <w:rFonts w:cs="Calibri"/>
-        </w:rPr>
-        <w:t xml:space="preserve">   </w:t>
-      </w:r>
-      <w:r>
-        <w:rPr>
-          <w:rFonts w:cs="Calibri"/>
-        </w:rPr>
-        <w:t xml:space="preserve">  </w:t>
-      </w:r>
-      <w:r>
-        <w:rPr>
-          <w:rFonts w:cs="Calibri"/>
-        </w:rPr>
-        <w:t xml:space="preserve"> </w:t>
-      </w:r>
-      <w:r>
-        <w:rPr>
-          <w:rFonts w:cs="Calibri"/>
-        </w:rPr>
-        <w:t xml:space="preserve">  </w:t>
-      </w:r>
-      <w:r>
-        <w:rPr>
-          <w:rFonts w:cs="Calibri"/>
-        </w:rPr>
-        <w:t>{{CONTACT_EMAIL}}</w:t>
-      </w:r>
-      <w:r>
-        <w:rPr>
-          <w:rFonts w:cs="Calibri"/>
-        </w:rPr>
-        <w:t xml:space="preserve">    </w:t>
-      </w:r>
-      <w:r>
-        <w:rPr>
-          <w:rFonts w:cs="Calibri"/>
-        </w:rPr>
-        <w:t xml:space="preserve"> </w:t>
-      </w:r>
-      <w:r>
-        <w:rPr>
-          <w:rFonts w:cs="Calibri"/>
-        </w:rPr>
-        <w:t>{{CONTACT_PHONE}}</w:t>
-      </w:r>
-      <w:r>
-        <w:rPr>
-          <w:rFonts w:cs="Calibri"/>
-        </w:rPr>
-        <w:t xml:space="preserve">    </w:t>
-      </w:r>
+          <w:lang w:val="en-US"/>
+        </w:rPr>
+      </w:pPr>
     </w:p>
     <w:bookmarkEnd w:id="1"/>
     <w:p>
-      <w:r>
+      <w:pPr>
+        <w:rPr>
+          <w:lang w:val="en-US"/>
+        </w:rPr>
+      </w:pPr>
+      <w:r>
+        <w:rPr>
+          <w:lang w:val="en-US"/>
+        </w:rPr>
         <w:tab/>
       </w:r>
       <w:r>
+        <w:rPr>
+          <w:lang w:val="en-US"/>
+        </w:rPr>
         <w:tab/>
       </w:r>
       <w:r>
+        <w:rPr>
+          <w:lang w:val="en-US"/>
+        </w:rPr>
         <w:tab/>
       </w:r>
     </w:p>
     <w:p>
-      <w:r>
+      <w:pPr>
+        <w:rPr>
+          <w:lang w:val="en-US"/>
+        </w:rPr>
+      </w:pPr>
+      <w:r>
+        <w:rPr>
+          <w:lang w:val="en-US"/>
+        </w:rPr>
         <w:tab/>
       </w:r>
     </w:p>
